--- a/papers/weipipe_ppopp25/weipipe_format.docx
+++ b/papers/weipipe_ppopp25/weipipe_format.docx
@@ -23,14 +23,6 @@
       </w:r>
       <w:r>
         <w:rPr>
-          <w:rFonts w:hint="eastAsia" w:ascii="楷体_GB2312" w:eastAsia="楷体_GB2312"/>
-          <w:szCs w:val="28"/>
-          <w:vertAlign w:val="superscript"/>
-        </w:rPr>
-        <w:t>1</w:t>
-      </w:r>
-      <w:r>
-        <w:rPr>
           <w:rFonts w:hint="eastAsia"/>
         </w:rPr>
         <w:t xml:space="preserve">, </w:t>
@@ -41,14 +33,6 @@
           <w:lang w:val="en-US" w:eastAsia="zh-CN"/>
         </w:rPr>
         <w:t>Luping Shi</w:t>
-      </w:r>
-      <w:r>
-        <w:rPr>
-          <w:rFonts w:hint="eastAsia" w:ascii="楷体_GB2312" w:eastAsia="楷体_GB2312"/>
-          <w:szCs w:val="28"/>
-          <w:vertAlign w:val="superscript"/>
-        </w:rPr>
-        <w:t>2</w:t>
       </w:r>
     </w:p>
     <w:p>
@@ -56,6 +40,8 @@
         <w:pStyle w:val="28"/>
         <w:spacing w:before="156" w:beforeLines="50" w:after="156" w:afterLines="50"/>
       </w:pPr>
+      <w:bookmarkStart w:id="66" w:name="_GoBack"/>
+      <w:bookmarkEnd w:id="66"/>
       <w:r>
         <w:br w:type="textWrapping"/>
       </w:r>
@@ -127,8 +113,6 @@
       <w:pPr>
         <w:pStyle w:val="29"/>
       </w:pPr>
-      <w:bookmarkStart w:id="66" w:name="_GoBack"/>
-      <w:bookmarkEnd w:id="66"/>
       <w:r>
         <w:t>Training large language models (LLMs) has become increasingly expensive due to the rapid expansion in model size. Pipeline parallelism is a widely used distributed training technique. However, as LLMs with larger context become prevalent and memory optimization techniques advance, traditional PP methods encounter greater communication challenges due to the increased size of activations and gradients of activations. To address this issue, we introduce weight-pipeline parallelism (WeiPipe) that transitions from an activation-passing pipeline to a weight-passing pipeline. WeiPipe reduces communication costs and achieves a more balanced utilization by transmitting only weights and their gradients between workers in a pipeline manner. WeiPipe does not rely on collective communication primitives, thus ensuring scalability. We present four variations of WeiPipe parallelism, including WeiPipe-Interleave, which emphasizes communication efficiency, and WeiPipe-zero-bubble, discussing the potential for minimal bubble ratios. Our implementation of WeiPipe-Interleave, performed on up to 32 GPUs and tested in various model configurations, including large-context LLM training, demonstrates a significant improvement in throughput compared to state-of-the-art pipeline parallelism and Fully Sharded Data Parallelism with different underlying infrastructures, including NVLink connections within cluster with Ethernet among cluster, and PCIe within cluster and Ethernet among cluster. Additionally, WeiPipe also shows greater scalability in communication-constrained scenarios compared to former pipeline methods.</w:t>
       </w:r>
@@ -8298,6 +8282,8 @@
       </w:r>
       <w:r>
         <w:tab/>
+      </w:r>
+      <w:r>
         <w:t xml:space="preserve">A. Vaswani </w:t>
       </w:r>
       <w:r>
@@ -8340,6 +8326,8 @@
       </w:r>
       <w:r>
         <w:tab/>
+      </w:r>
+      <w:r>
         <w:t xml:space="preserve">J. Kaplan </w:t>
       </w:r>
       <w:r>
@@ -8382,6 +8370,8 @@
       </w:r>
       <w:r>
         <w:tab/>
+      </w:r>
+      <w:r>
         <w:t xml:space="preserve">M. Shoeybi, M. Patwary, R. Puri, P. LeGresley, J. Casper, and B. Catanzaro, “Megatron-lm: Training multi-billion parameter language models using model parallelism,” </w:t>
       </w:r>
       <w:r>
@@ -8403,6 +8393,8 @@
       </w:r>
       <w:r>
         <w:tab/>
+      </w:r>
+      <w:r>
         <w:t xml:space="preserve">Q. Xu, S. Li, C. Gong, and Y. You, “An efficient 2d method for training super-large deep learning models,” </w:t>
       </w:r>
       <w:r>
@@ -8424,6 +8416,8 @@
       </w:r>
       <w:r>
         <w:tab/>
+      </w:r>
+      <w:r>
         <w:t xml:space="preserve">B. Wang, Q. Xu, Z. Bian, and Y. You, “Tesseract: Parallelize the tensor parallelism efficiently,” in </w:t>
       </w:r>
       <w:r>
@@ -8445,6 +8439,8 @@
       </w:r>
       <w:r>
         <w:tab/>
+      </w:r>
+      <w:r>
         <w:t xml:space="preserve">S. Li </w:t>
       </w:r>
       <w:r>
@@ -8487,6 +8483,8 @@
       </w:r>
       <w:r>
         <w:tab/>
+      </w:r>
+      <w:r>
         <w:t xml:space="preserve">S. Cheng, Z. Liu, J. Du, and Y. You, “ATP: Adaptive tensor parallelism for foundation models.” 2023. Available: </w:t>
       </w:r>
       <w:r>
@@ -8519,6 +8517,8 @@
       </w:r>
       <w:r>
         <w:tab/>
+      </w:r>
+      <w:r>
         <w:t xml:space="preserve">A. Jain </w:t>
       </w:r>
       <w:r>
@@ -8574,6 +8574,8 @@
       </w:r>
       <w:r>
         <w:tab/>
+      </w:r>
+      <w:r>
         <w:t xml:space="preserve">Y. Huang </w:t>
       </w:r>
       <w:r>
@@ -8619,6 +8621,8 @@
       </w:r>
       <w:r>
         <w:tab/>
+      </w:r>
+      <w:r>
         <w:t xml:space="preserve">S. Fan </w:t>
       </w:r>
       <w:r>
@@ -8664,6 +8668,8 @@
       </w:r>
       <w:r>
         <w:tab/>
+      </w:r>
+      <w:r>
         <w:t xml:space="preserve">S. Li and T. Hoefler, “Chimera: Efficiently training large-scale neural networks with bidirectional pipelines,” in </w:t>
       </w:r>
       <w:r>
@@ -8685,6 +8691,8 @@
       </w:r>
       <w:r>
         <w:tab/>
+      </w:r>
+      <w:r>
         <w:t xml:space="preserve">Z. Liu, S. Cheng, H. Zhou, and Y. You, “Hanayo: Harnessing wave-like pipeline parallelism for enhanced large model training efficiency,” in </w:t>
       </w:r>
       <w:r>
@@ -8730,6 +8738,8 @@
       </w:r>
       <w:r>
         <w:tab/>
+      </w:r>
+      <w:r>
         <w:t xml:space="preserve">P. Qi, X. Wan, G. Huang, and M. Lin, “Zero bubble pipeline parallelism.” 2023. Available: </w:t>
       </w:r>
       <w:r>
@@ -8762,6 +8772,8 @@
       </w:r>
       <w:r>
         <w:tab/>
+      </w:r>
+      <w:r>
         <w:t xml:space="preserve">S. Li, F. Xue, C. Baranwal, Y. Li, and Y. You, “Sequence parallelism: Long sequence training from system perspective.” 2022. Available: </w:t>
       </w:r>
       <w:r>
@@ -8794,6 +8806,8 @@
       </w:r>
       <w:r>
         <w:tab/>
+      </w:r>
+      <w:r>
         <w:t xml:space="preserve">S. A. Jacobs </w:t>
       </w:r>
       <w:r>
@@ -8836,6 +8850,8 @@
       </w:r>
       <w:r>
         <w:tab/>
+      </w:r>
+      <w:r>
         <w:t xml:space="preserve">H. Liu, M. Zaharia, and P. Abbeel, “Ring attention with blockwise transformers for near-infinite context.” 2023. Available: </w:t>
       </w:r>
       <w:r>
@@ -8868,6 +8884,8 @@
       </w:r>
       <w:r>
         <w:tab/>
+      </w:r>
+      <w:r>
         <w:t xml:space="preserve">D. Gu </w:t>
       </w:r>
       <w:r>
@@ -8910,6 +8928,8 @@
       </w:r>
       <w:r>
         <w:tab/>
+      </w:r>
+      <w:r>
         <w:t xml:space="preserve">Z. Liu </w:t>
       </w:r>
       <w:r>
@@ -8952,6 +8972,8 @@
       </w:r>
       <w:r>
         <w:tab/>
+      </w:r>
+      <w:r>
         <w:t xml:space="preserve">P. Micikevicius </w:t>
       </w:r>
       <w:r>
@@ -8994,6 +9016,8 @@
       </w:r>
       <w:r>
         <w:tab/>
+      </w:r>
+      <w:r>
         <w:t xml:space="preserve">H. Touvron </w:t>
       </w:r>
       <w:r>
@@ -9036,6 +9060,8 @@
       </w:r>
       <w:r>
         <w:tab/>
+      </w:r>
+      <w:r>
         <w:t xml:space="preserve">T. Brown </w:t>
       </w:r>
       <w:r>
@@ -9067,6 +9093,8 @@
       </w:r>
       <w:r>
         <w:tab/>
+      </w:r>
+      <w:r>
         <w:t xml:space="preserve">J. Devlin, M.-W. Chang, K. Lee, and K. Toutanova, “Bert: Pre-training of deep bidirectional transformers for language understanding,” </w:t>
       </w:r>
       <w:r>
@@ -9088,6 +9116,8 @@
       </w:r>
       <w:r>
         <w:tab/>
+      </w:r>
+      <w:r>
         <w:t xml:space="preserve">H. Touvron </w:t>
       </w:r>
       <w:r>
@@ -9130,6 +9160,8 @@
       </w:r>
       <w:r>
         <w:tab/>
+      </w:r>
+      <w:r>
         <w:t xml:space="preserve">W. Peebles and S. Xie, “Scalable diffusion models with transformers.” 2023. Available: </w:t>
       </w:r>
       <w:r>
@@ -9162,6 +9194,8 @@
       </w:r>
       <w:r>
         <w:tab/>
+      </w:r>
+      <w:r>
         <w:t xml:space="preserve">A. Dosovitskiy </w:t>
       </w:r>
       <w:r>
@@ -9204,6 +9238,8 @@
       </w:r>
       <w:r>
         <w:tab/>
+      </w:r>
+      <w:r>
         <w:t xml:space="preserve">A. Dubey </w:t>
       </w:r>
       <w:r>
@@ -9246,6 +9282,8 @@
       </w:r>
       <w:r>
         <w:tab/>
+      </w:r>
+      <w:r>
         <w:t xml:space="preserve">J. Achiam </w:t>
       </w:r>
       <w:r>
@@ -9288,6 +9326,8 @@
       </w:r>
       <w:r>
         <w:tab/>
+      </w:r>
+      <w:r>
         <w:t xml:space="preserve">H. Y. Koh, J. Ju, M. Liu, and S. Pan, “An empirical survey on long document summarization: Datasets, models, and metrics,” </w:t>
       </w:r>
       <w:r>
@@ -9330,6 +9370,8 @@
       </w:r>
       <w:r>
         <w:tab/>
+      </w:r>
+      <w:r>
         <w:t xml:space="preserve">I. Beltagy, M. E. Peters, and A. Cohan, “Longformer: The long-document transformer.” 2020. Available: </w:t>
       </w:r>
       <w:r>
@@ -9362,6 +9404,8 @@
       </w:r>
       <w:r>
         <w:tab/>
+      </w:r>
+      <w:r>
         <w:t xml:space="preserve">R. Li </w:t>
       </w:r>
       <w:r>
@@ -9404,6 +9448,8 @@
       </w:r>
       <w:r>
         <w:tab/>
+      </w:r>
+      <w:r>
         <w:t xml:space="preserve">B. Rozière </w:t>
       </w:r>
       <w:r>
@@ -9446,6 +9492,8 @@
       </w:r>
       <w:r>
         <w:tab/>
+      </w:r>
+      <w:r>
         <w:t xml:space="preserve">A. Chowdhery </w:t>
       </w:r>
       <w:r>
@@ -9488,6 +9536,8 @@
       </w:r>
       <w:r>
         <w:tab/>
+      </w:r>
+      <w:r>
         <w:t xml:space="preserve">T. Brooks </w:t>
       </w:r>
       <w:r>
@@ -9540,6 +9590,8 @@
       </w:r>
       <w:r>
         <w:tab/>
+      </w:r>
+      <w:r>
         <w:t xml:space="preserve">W. Peebles and S. Xie, “Scalable diffusion models with transformers.” 2023. Available: </w:t>
       </w:r>
       <w:r>
@@ -9572,6 +9624,8 @@
       </w:r>
       <w:r>
         <w:tab/>
+      </w:r>
+      <w:r>
         <w:t xml:space="preserve">J. M. Jumper </w:t>
       </w:r>
       <w:r>
@@ -9624,6 +9678,8 @@
       </w:r>
       <w:r>
         <w:tab/>
+      </w:r>
+      <w:r>
         <w:t xml:space="preserve">S. Cheng </w:t>
       </w:r>
       <w:r>
@@ -9666,6 +9722,8 @@
       </w:r>
       <w:r>
         <w:tab/>
+      </w:r>
+      <w:r>
         <w:t xml:space="preserve">Y. Zhao </w:t>
       </w:r>
       <w:r>
@@ -9708,6 +9766,8 @@
       </w:r>
       <w:r>
         <w:tab/>
+      </w:r>
+      <w:r>
         <w:t xml:space="preserve">S. Rajbhandari, J. Rasley, O. Ruwase, and Y. He, “ZeRO: Memory optimizations toward training trillion parameter models.” 2020. Available: </w:t>
       </w:r>
       <w:r>
@@ -9740,6 +9800,8 @@
       </w:r>
       <w:r>
         <w:tab/>
+      </w:r>
+      <w:r>
         <w:t xml:space="preserve">A. Paszke </w:t>
       </w:r>
       <w:r>
@@ -9785,6 +9847,8 @@
       </w:r>
       <w:r>
         <w:tab/>
+      </w:r>
+      <w:r>
         <w:t xml:space="preserve">T. Dao, D. Y. Fu, S. Ermon, A. Rudra, and C. Ré, “FlashAttention: Fast and memory-efficient exact attention with IO-awareness.” 2022. Available: </w:t>
       </w:r>
       <w:r>
@@ -9817,6 +9881,8 @@
       </w:r>
       <w:r>
         <w:tab/>
+      </w:r>
+      <w:r>
         <w:t xml:space="preserve">D. Foley and J. Danskin, “Ultra-performance pascal GPU and NVLink interconnect,” </w:t>
       </w:r>
       <w:r>
@@ -11348,6 +11414,7 @@
   </w:style>
   <w:style w:type="character" w:customStyle="1" w:styleId="60">
     <w:name w:val="CommentVarTok"/>
+    <w:qFormat/>
     <w:uiPriority w:val="0"/>
     <w:rPr>
       <w:b/>
@@ -11357,6 +11424,7 @@
   </w:style>
   <w:style w:type="character" w:customStyle="1" w:styleId="61">
     <w:name w:val="OtherTok"/>
+    <w:qFormat/>
     <w:uiPriority w:val="0"/>
     <w:rPr>
       <w:color w:val="007020"/>
